--- a/Apresentações/medidas.docx
+++ b/Apresentações/medidas.docx
@@ -26,29 +26,7 @@
           <w:sz w:val="20"/>
           <w:szCs w:val="20"/>
         </w:rPr>
-        <w:t>Acurácia (</w:t>
-      </w:r>
-      <w:proofErr w:type="spellStart"/>
-      <w:r>
-        <w:rPr>
-          <w:rFonts w:ascii="Arial" w:hAnsi="Arial" w:cs="Arial"/>
-          <w:b/>
-          <w:bCs/>
-          <w:sz w:val="20"/>
-          <w:szCs w:val="20"/>
-        </w:rPr>
-        <w:t>Accuracy</w:t>
-      </w:r>
-      <w:proofErr w:type="spellEnd"/>
-      <w:r>
-        <w:rPr>
-          <w:rFonts w:ascii="Arial" w:hAnsi="Arial" w:cs="Arial"/>
-          <w:b/>
-          <w:bCs/>
-          <w:sz w:val="20"/>
-          <w:szCs w:val="20"/>
-        </w:rPr>
-        <w:t>)</w:t>
+        <w:t>Acurácia (Accuracy)</w:t>
       </w:r>
     </w:p>
     <w:p>
@@ -211,29 +189,7 @@
           <w:sz w:val="20"/>
           <w:szCs w:val="20"/>
         </w:rPr>
-        <w:t>Precisão (</w:t>
-      </w:r>
-      <w:proofErr w:type="spellStart"/>
-      <w:r>
-        <w:rPr>
-          <w:rFonts w:ascii="Arial" w:hAnsi="Arial" w:cs="Arial"/>
-          <w:b/>
-          <w:bCs/>
-          <w:sz w:val="20"/>
-          <w:szCs w:val="20"/>
-        </w:rPr>
-        <w:t>Precision</w:t>
-      </w:r>
-      <w:proofErr w:type="spellEnd"/>
-      <w:r>
-        <w:rPr>
-          <w:rFonts w:ascii="Arial" w:hAnsi="Arial" w:cs="Arial"/>
-          <w:b/>
-          <w:bCs/>
-          <w:sz w:val="20"/>
-          <w:szCs w:val="20"/>
-        </w:rPr>
-        <w:t>)</w:t>
+        <w:t>Precisão (Precision)</w:t>
       </w:r>
     </w:p>
     <w:p>
@@ -341,25 +297,7 @@
           <w:sz w:val="20"/>
           <w:szCs w:val="20"/>
         </w:rPr>
-        <w:t xml:space="preserve"> É crucial quando o custo de um Falso Positivo é alto. Por exemplo, em diagnóstico médico de uma doença </w:t>
-      </w:r>
-      <w:proofErr w:type="gramStart"/>
-      <w:r>
-        <w:rPr>
-          <w:rFonts w:ascii="Arial" w:hAnsi="Arial" w:cs="Arial"/>
-          <w:sz w:val="20"/>
-          <w:szCs w:val="20"/>
-        </w:rPr>
-        <w:t>rara  ou</w:t>
-      </w:r>
-      <w:proofErr w:type="gramEnd"/>
-      <w:r>
-        <w:rPr>
-          <w:rFonts w:ascii="Arial" w:hAnsi="Arial" w:cs="Arial"/>
-          <w:sz w:val="20"/>
-          <w:szCs w:val="20"/>
-        </w:rPr>
-        <w:t xml:space="preserve"> em sistemas de recomendação.</w:t>
+        <w:t xml:space="preserve"> É crucial quando o custo de um Falso Positivo é alto. Por exemplo, em diagnóstico médico de uma doença rara ou em sistemas de recomendação.</w:t>
       </w:r>
     </w:p>
     <w:p>
@@ -386,29 +324,7 @@
           <w:sz w:val="20"/>
           <w:szCs w:val="20"/>
         </w:rPr>
-        <w:t xml:space="preserve">Recall (Sensibilidade ou </w:t>
-      </w:r>
-      <w:proofErr w:type="spellStart"/>
-      <w:r>
-        <w:rPr>
-          <w:rFonts w:ascii="Arial" w:hAnsi="Arial" w:cs="Arial"/>
-          <w:b/>
-          <w:bCs/>
-          <w:sz w:val="20"/>
-          <w:szCs w:val="20"/>
-        </w:rPr>
-        <w:t>True</w:t>
-      </w:r>
-      <w:proofErr w:type="spellEnd"/>
-      <w:r>
-        <w:rPr>
-          <w:rFonts w:ascii="Arial" w:hAnsi="Arial" w:cs="Arial"/>
-          <w:b/>
-          <w:bCs/>
-          <w:sz w:val="20"/>
-          <w:szCs w:val="20"/>
-        </w:rPr>
-        <w:t xml:space="preserve"> Positive Rate)</w:t>
+        <w:t>Recall (Sensibilidade ou True Positive Rate)</w:t>
       </w:r>
     </w:p>
     <w:p>
@@ -1404,6 +1320,7 @@
   <w:style w:type="character" w:default="1" w:styleId="Fontepargpadro">
     <w:name w:val="Default Paragraph Font"/>
     <w:uiPriority w:val="1"/>
+    <w:semiHidden/>
     <w:unhideWhenUsed/>
   </w:style>
   <w:style w:type="table" w:default="1" w:styleId="Tabelanormal">
